--- a/Job Hunt 2026/2026-10-08 - Envy Pools - Marketing Manager/Joshua_Chappell_Resume_EnvyPools.docx
+++ b/Job Hunt 2026/2026-10-08 - Envy Pools - Marketing Manager/Joshua_Chappell_Resume_EnvyPools.docx
@@ -31,9 +31,9 @@
           <w:sz w:val="22"/>
           <w:szCs w:val="22"/>
         </w:rPr>
-        <w:t xml:space="preserve">Mesa, AZ  •  480-586-7959  •  </w:t>
-      </w:r>
-      <w:hyperlink w:history="1" r:id="rIdzfatqlobpzqfibr7jgumg">
+        <w:t xml:space="preserve">Mesa, AZ • 480-586-7959 • </w:t>
+      </w:r>
+      <w:hyperlink w:history="1" r:id="rIdsmuy1w2oeet0-enmlbr-o">
         <w:r>
           <w:rPr>
             <w:rFonts w:ascii="Calibri" w:cs="Calibri" w:eastAsia="Calibri" w:hAnsi="Calibri"/>
@@ -49,7 +49,7 @@
       <w:pPr>
         <w:jc w:val="center"/>
       </w:pPr>
-      <w:hyperlink w:history="1" r:id="rIdzd8qik90cdaarfotbmlfn">
+      <w:hyperlink w:history="1" r:id="rId3sm6ksw0yc5ahnktampje">
         <w:r>
           <w:rPr>
             <w:rFonts w:ascii="Calibri" w:cs="Calibri" w:eastAsia="Calibri" w:hAnsi="Calibri"/>
@@ -67,9 +67,9 @@
           <w:sz w:val="22"/>
           <w:szCs w:val="22"/>
         </w:rPr>
-        <w:t xml:space="preserve">  •  </w:t>
-      </w:r>
-      <w:hyperlink w:history="1" r:id="rIdbw-_imhkd1middovj-g4_">
+        <w:t xml:space="preserve"> • </w:t>
+      </w:r>
+      <w:hyperlink w:history="1" r:id="rIddhioaaqwhm4mdtpw9thbk">
         <w:r>
           <w:rPr>
             <w:rFonts w:ascii="Calibri" w:cs="Calibri" w:eastAsia="Calibri" w:hAnsi="Calibri"/>
@@ -87,9 +87,9 @@
           <w:sz w:val="22"/>
           <w:szCs w:val="22"/>
         </w:rPr>
-        <w:t xml:space="preserve">  •  </w:t>
-      </w:r>
-      <w:hyperlink w:history="1" r:id="rIdt3ydi4_iqm1gayevjla0-">
+        <w:t xml:space="preserve"> • </w:t>
+      </w:r>
+      <w:hyperlink w:history="1" r:id="rIdydujutol7s9o8gvzj3dgt">
         <w:r>
           <w:rPr>
             <w:rFonts w:ascii="Calibri" w:cs="Calibri" w:eastAsia="Calibri" w:hAnsi="Calibri"/>
@@ -170,7 +170,7 @@
           <w:sz w:val="21"/>
           <w:szCs w:val="21"/>
         </w:rPr>
-        <w:t xml:space="preserve">	Glendale, AZ  |  Sep 2019 - Present</w:t>
+        <w:t xml:space="preserve">	Glendale, AZ | Sep 2019 - Present</w:t>
       </w:r>
     </w:p>
     <w:p>
@@ -299,7 +299,7 @@
           <w:sz w:val="21"/>
           <w:szCs w:val="21"/>
         </w:rPr>
-        <w:t xml:space="preserve">	Mesa, AZ  |  2025 - Present</w:t>
+        <w:t xml:space="preserve">	Mesa, AZ | 2025 - Present</w:t>
       </w:r>
     </w:p>
     <w:p>
@@ -428,7 +428,7 @@
           <w:sz w:val="21"/>
           <w:szCs w:val="21"/>
         </w:rPr>
-        <w:t xml:space="preserve">	Phoenix, AZ  |  Oct 2021 - Oct 2023</w:t>
+        <w:t xml:space="preserve">	Phoenix, AZ | Oct 2021 - Oct 2023</w:t>
       </w:r>
     </w:p>
     <w:p>
@@ -534,7 +534,7 @@
           <w:sz w:val="21"/>
           <w:szCs w:val="21"/>
         </w:rPr>
-        <w:t xml:space="preserve">	Queen Creek, AZ  |  Aug 2018 - Aug 2020</w:t>
+        <w:t xml:space="preserve">	Queen Creek, AZ | Aug 2018 - Aug 2020</w:t>
       </w:r>
     </w:p>
     <w:p>
@@ -614,7 +614,7 @@
           <w:sz w:val="22"/>
           <w:szCs w:val="22"/>
         </w:rPr>
-        <w:t xml:space="preserve">Photography &amp; Videography  •  Editing (Premiere Pro, DaVinci Resolve, After Effects, Audition, Final Cut Pro)  •  Photoshop, Lightroom, Canva  •  Short-Form Social (Reels, Shorts)  •  Meta Ads &amp; Lead Generation  •  Funnels, Pixel Tracking &amp; Analytics  •  Copy &amp; Script Writing  •  Motion Graphics  •  Color Grading  •  Sound Design  •  Drone (FAA Part 107)  •  Referral &amp; Partner Development  •  AI-Assisted Production</w:t>
+        <w:t xml:space="preserve">Photography &amp; Videography • Editing (Premiere Pro, DaVinci Resolve, After Effects, Audition, Final Cut Pro) • Photoshop, Lightroom, Canva • Short-Form Social (Reels, Shorts) • Meta Ads &amp; Lead Generation • Funnels, Pixel Tracking &amp; Analytics • Copy &amp; Script Writing • Motion Graphics • Color Grading • Sound Design • Drone (FAA Part 107) • Referral &amp; Partner Development • AI-Assisted Production</w:t>
       </w:r>
     </w:p>
     <w:p>
@@ -713,7 +713,7 @@
           <w:sz w:val="22"/>
           <w:szCs w:val="22"/>
         </w:rPr>
-        <w:t xml:space="preserve">FAA Part 107 Drone License  •  Google Digital Marketing &amp; E-Commerce  •  HubSpot Inbound Marketing</w:t>
+        <w:t xml:space="preserve">FAA Part 107 Drone License • Google Digital Marketing &amp; E-Commerce • HubSpot Inbound Marketing</w:t>
       </w:r>
     </w:p>
     <w:sectPr>
@@ -891,7 +891,7 @@
     <w:lvl w:ilvl="0" w:tentative="1">
       <w:start w:val="1"/>
       <w:numFmt w:val="bullet"/>
-      <w:lvlText w:val="▪"/>
+      <w:lvlText w:val="•"/>
       <w:lvlJc w:val="left"/>
       <w:pPr>
         <w:ind w:left="280" w:hanging="280"/>
